--- a/Nuwandi_Jayasekara_Unit1_Asg1 Ex02.docx
+++ b/Nuwandi_Jayasekara_Unit1_Asg1 Ex02.docx
@@ -12,6 +12,21 @@
       <w:r>
         <w:rPr>
           <w:rFonts w:ascii="Calibri" w:hAnsi="Calibri" w:cs="Calibri"/>
+          <w:highlight w:val="yellow"/>
+        </w:rPr>
+        <w:t>Make some changes to the file in your repository</w:t>
+      </w:r>
+    </w:p>
+    <w:p>
+      <w:pPr>
+        <w:pStyle w:val="Heading1"/>
+        <w:rPr>
+          <w:rFonts w:ascii="Calibri" w:hAnsi="Calibri" w:cs="Calibri"/>
+        </w:rPr>
+      </w:pPr>
+      <w:r>
+        <w:rPr>
+          <w:rFonts w:ascii="Calibri" w:hAnsi="Calibri" w:cs="Calibri"/>
         </w:rPr>
         <w:t>Exercise 2: Words as Data</w:t>
       </w:r>
@@ -61,6 +76,7 @@
       <w:r>
         <w:rPr>
           <w:rFonts w:ascii="Calibri" w:hAnsi="Calibri" w:cs="Calibri"/>
+          <w:noProof/>
           <w:lang w:val="en-CA"/>
         </w:rPr>
         <w:drawing>
@@ -79,7 +95,7 @@
                     <pic:cNvPicPr/>
                   </pic:nvPicPr>
                   <pic:blipFill>
-                    <a:blip r:embed="rId6"/>
+                    <a:blip r:embed="rId8"/>
                     <a:stretch>
                       <a:fillRect/>
                     </a:stretch>
@@ -141,6 +157,7 @@
           <w:rFonts w:ascii="Calibri" w:hAnsi="Calibri" w:cs="Calibri"/>
           <w:b/>
           <w:bCs/>
+          <w:noProof/>
           <w:lang w:val="en-CA"/>
         </w:rPr>
         <w:drawing>
@@ -167,7 +184,7 @@
                     <pic:cNvPicPr/>
                   </pic:nvPicPr>
                   <pic:blipFill>
-                    <a:blip r:embed="rId7" cstate="print">
+                    <a:blip r:embed="rId9" cstate="print">
                       <a:extLst>
                         <a:ext uri="{28A0092B-C50C-407E-A947-70E740481C1C}">
                           <a14:useLocalDpi xmlns:a14="http://schemas.microsoft.com/office/drawing/2010/main" val="0"/>
@@ -238,8 +255,10 @@
           <w:rFonts w:ascii="Calibri" w:hAnsi="Calibri" w:cs="Calibri"/>
           <w:b/>
           <w:bCs/>
-          <w:lang w:val="en-CA"/>
-        </w:rPr>
+          <w:noProof/>
+          <w:lang w:val="en-CA"/>
+        </w:rPr>
+        <w:lastRenderedPageBreak/>
         <w:drawing>
           <wp:anchor distT="0" distB="0" distL="114300" distR="114300" simplePos="0" relativeHeight="251660288" behindDoc="0" locked="0" layoutInCell="1" allowOverlap="1" wp14:anchorId="3C3C88B1" wp14:editId="0652F3C8">
             <wp:simplePos x="0" y="0"/>
@@ -264,7 +283,7 @@
                     <pic:cNvPicPr/>
                   </pic:nvPicPr>
                   <pic:blipFill>
-                    <a:blip r:embed="rId8" cstate="print">
+                    <a:blip r:embed="rId10" cstate="print">
                       <a:extLst>
                         <a:ext uri="{28A0092B-C50C-407E-A947-70E740481C1C}">
                           <a14:useLocalDpi xmlns:a14="http://schemas.microsoft.com/office/drawing/2010/main" val="0"/>
@@ -315,7 +334,6 @@
           <w:b/>
           <w:bCs/>
         </w:rPr>
-        <w:lastRenderedPageBreak/>
         <w:t>Hide common words in</w:t>
       </w:r>
       <w:r>
@@ -372,6 +390,7 @@
       <w:r>
         <w:rPr>
           <w:rFonts w:ascii="Calibri" w:hAnsi="Calibri" w:cs="Calibri"/>
+          <w:noProof/>
           <w:lang w:val="en-CA"/>
         </w:rPr>
         <w:drawing>
@@ -379,208 +398,6 @@
             <wp:extent cx="6332220" cy="2223135"/>
             <wp:effectExtent l="0" t="0" r="0" b="5715"/>
             <wp:docPr id="7" name="Picture 7"/>
-            <wp:cNvGraphicFramePr>
-              <a:graphicFrameLocks xmlns:a="http://schemas.openxmlformats.org/drawingml/2006/main" noChangeAspect="1"/>
-            </wp:cNvGraphicFramePr>
-            <a:graphic xmlns:a="http://schemas.openxmlformats.org/drawingml/2006/main">
-              <a:graphicData uri="http://schemas.openxmlformats.org/drawingml/2006/picture">
-                <pic:pic xmlns:pic="http://schemas.openxmlformats.org/drawingml/2006/picture">
-                  <pic:nvPicPr>
-                    <pic:cNvPr id="1" name=""/>
-                    <pic:cNvPicPr/>
-                  </pic:nvPicPr>
-                  <pic:blipFill>
-                    <a:blip r:embed="rId9"/>
-                    <a:stretch>
-                      <a:fillRect/>
-                    </a:stretch>
-                  </pic:blipFill>
-                  <pic:spPr>
-                    <a:xfrm>
-                      <a:off x="0" y="0"/>
-                      <a:ext cx="6332220" cy="2223135"/>
-                    </a:xfrm>
-                    <a:prstGeom prst="rect">
-                      <a:avLst/>
-                    </a:prstGeom>
-                  </pic:spPr>
-                </pic:pic>
-              </a:graphicData>
-            </a:graphic>
-          </wp:inline>
-        </w:drawing>
-      </w:r>
-    </w:p>
-    <w:p>
-      <w:pPr>
-        <w:rPr>
-          <w:rFonts w:ascii="Calibri" w:hAnsi="Calibri" w:cs="Calibri"/>
-          <w:lang w:val="en-CA"/>
-        </w:rPr>
-      </w:pPr>
-    </w:p>
-    <w:p>
-      <w:pPr>
-        <w:numPr>
-          <w:ilvl w:val="0"/>
-          <w:numId w:val="3"/>
-        </w:numPr>
-        <w:spacing w:after="240"/>
-        <w:rPr>
-          <w:rFonts w:ascii="Calibri" w:hAnsi="Calibri" w:cs="Calibri"/>
-          <w:lang w:val="en-CA"/>
-        </w:rPr>
-      </w:pPr>
-      <w:r>
-        <w:rPr>
-          <w:rFonts w:ascii="Calibri" w:hAnsi="Calibri" w:cs="Calibri"/>
-          <w:b/>
-          <w:bCs/>
-        </w:rPr>
-        <w:t>Convert text to lowercase</w:t>
-      </w:r>
-      <w:r>
-        <w:rPr>
-          <w:rFonts w:ascii="Calibri" w:hAnsi="Calibri" w:cs="Calibri"/>
-          <w:b/>
-          <w:bCs/>
-        </w:rPr>
-        <w:br/>
-      </w:r>
-      <w:r>
-        <w:rPr>
-          <w:rFonts w:ascii="Calibri" w:hAnsi="Calibri" w:cs="Calibri"/>
-        </w:rPr>
-        <w:t>If you turn this ON, words with capital letters are changed to lowercase. For example, “The” becomes “the.” This helps the website count “The” and “the” as the same word.</w:t>
-      </w:r>
-    </w:p>
-    <w:p>
-      <w:pPr>
-        <w:ind w:left="360"/>
-        <w:rPr>
-          <w:rFonts w:ascii="Calibri" w:hAnsi="Calibri" w:cs="Calibri"/>
-          <w:lang w:val="en-CA"/>
-        </w:rPr>
-      </w:pPr>
-      <w:r>
-        <w:rPr>
-          <w:rFonts w:ascii="Calibri" w:hAnsi="Calibri" w:cs="Calibri"/>
-          <w:lang w:val="en-CA"/>
-        </w:rPr>
-        <w:drawing>
-          <wp:inline distT="0" distB="0" distL="0" distR="0" wp14:anchorId="198586FF" wp14:editId="073BE851">
-            <wp:extent cx="6332220" cy="2117725"/>
-            <wp:effectExtent l="0" t="0" r="0" b="0"/>
-            <wp:docPr id="8" name="Picture 8"/>
-            <wp:cNvGraphicFramePr>
-              <a:graphicFrameLocks xmlns:a="http://schemas.openxmlformats.org/drawingml/2006/main" noChangeAspect="1"/>
-            </wp:cNvGraphicFramePr>
-            <a:graphic xmlns:a="http://schemas.openxmlformats.org/drawingml/2006/main">
-              <a:graphicData uri="http://schemas.openxmlformats.org/drawingml/2006/picture">
-                <pic:pic xmlns:pic="http://schemas.openxmlformats.org/drawingml/2006/picture">
-                  <pic:nvPicPr>
-                    <pic:cNvPr id="1" name=""/>
-                    <pic:cNvPicPr/>
-                  </pic:nvPicPr>
-                  <pic:blipFill>
-                    <a:blip r:embed="rId10"/>
-                    <a:stretch>
-                      <a:fillRect/>
-                    </a:stretch>
-                  </pic:blipFill>
-                  <pic:spPr>
-                    <a:xfrm>
-                      <a:off x="0" y="0"/>
-                      <a:ext cx="6332220" cy="2117725"/>
-                    </a:xfrm>
-                    <a:prstGeom prst="rect">
-                      <a:avLst/>
-                    </a:prstGeom>
-                  </pic:spPr>
-                </pic:pic>
-              </a:graphicData>
-            </a:graphic>
-          </wp:inline>
-        </w:drawing>
-      </w:r>
-    </w:p>
-    <w:p>
-      <w:pPr>
-        <w:ind w:left="360"/>
-        <w:rPr>
-          <w:rFonts w:ascii="Calibri" w:hAnsi="Calibri" w:cs="Calibri"/>
-          <w:lang w:val="en-CA"/>
-        </w:rPr>
-      </w:pPr>
-    </w:p>
-    <w:p>
-      <w:pPr>
-        <w:spacing w:after="160" w:line="278" w:lineRule="auto"/>
-        <w:rPr>
-          <w:rFonts w:ascii="Calibri" w:hAnsi="Calibri" w:cs="Calibri"/>
-          <w:b/>
-          <w:bCs/>
-          <w:lang w:val="en-CA"/>
-        </w:rPr>
-      </w:pPr>
-      <w:r>
-        <w:rPr>
-          <w:rFonts w:ascii="Calibri" w:hAnsi="Calibri" w:cs="Calibri"/>
-          <w:b/>
-          <w:bCs/>
-          <w:lang w:val="en-CA"/>
-        </w:rPr>
-        <w:br w:type="page"/>
-      </w:r>
-    </w:p>
-    <w:p>
-      <w:pPr>
-        <w:numPr>
-          <w:ilvl w:val="0"/>
-          <w:numId w:val="3"/>
-        </w:numPr>
-        <w:spacing w:after="240"/>
-        <w:rPr>
-          <w:rFonts w:ascii="Calibri" w:hAnsi="Calibri" w:cs="Calibri"/>
-          <w:lang w:val="en-CA"/>
-        </w:rPr>
-      </w:pPr>
-      <w:r>
-        <w:rPr>
-          <w:rFonts w:ascii="Calibri" w:hAnsi="Calibri" w:cs="Calibri"/>
-          <w:b/>
-          <w:bCs/>
-          <w:lang w:val="en-CA"/>
-        </w:rPr>
-        <w:lastRenderedPageBreak/>
-        <w:t>Color and Font:</w:t>
-      </w:r>
-      <w:r>
-        <w:rPr>
-          <w:rFonts w:ascii="Calibri" w:hAnsi="Calibri" w:cs="Calibri"/>
-          <w:lang w:val="en-CA"/>
-        </w:rPr>
-        <w:t> These are purely aesthetic. Changing the color palette or font family alters the visual appeal but does not affect the underlying data analysis.</w:t>
-      </w:r>
-    </w:p>
-    <w:p>
-      <w:pPr>
-        <w:ind w:left="360"/>
-        <w:rPr>
-          <w:rFonts w:ascii="Calibri" w:hAnsi="Calibri" w:cs="Calibri"/>
-          <w:lang w:val="en-CA"/>
-        </w:rPr>
-      </w:pPr>
-      <w:r>
-        <w:rPr>
-          <w:rFonts w:ascii="Calibri" w:hAnsi="Calibri" w:cs="Calibri"/>
-          <w:lang w:val="en-CA"/>
-        </w:rPr>
-        <w:drawing>
-          <wp:inline distT="0" distB="0" distL="0" distR="0" wp14:anchorId="650F56C4" wp14:editId="40F904DD">
-            <wp:extent cx="6332220" cy="2536825"/>
-            <wp:effectExtent l="0" t="0" r="0" b="0"/>
-            <wp:docPr id="9" name="Picture 9"/>
             <wp:cNvGraphicFramePr>
               <a:graphicFrameLocks xmlns:a="http://schemas.openxmlformats.org/drawingml/2006/main" noChangeAspect="1"/>
             </wp:cNvGraphicFramePr>
@@ -600,7 +417,7 @@
                   <pic:spPr>
                     <a:xfrm>
                       <a:off x="0" y="0"/>
-                      <a:ext cx="6332220" cy="2536825"/>
+                      <a:ext cx="6332220" cy="2223135"/>
                     </a:xfrm>
                     <a:prstGeom prst="rect">
                       <a:avLst/>
@@ -615,31 +432,67 @@
     </w:p>
     <w:p>
       <w:pPr>
+        <w:rPr>
+          <w:rFonts w:ascii="Calibri" w:hAnsi="Calibri" w:cs="Calibri"/>
+          <w:lang w:val="en-CA"/>
+        </w:rPr>
+      </w:pPr>
+    </w:p>
+    <w:p>
+      <w:pPr>
+        <w:numPr>
+          <w:ilvl w:val="0"/>
+          <w:numId w:val="3"/>
+        </w:numPr>
+        <w:spacing w:after="240"/>
+        <w:rPr>
+          <w:rFonts w:ascii="Calibri" w:hAnsi="Calibri" w:cs="Calibri"/>
+          <w:lang w:val="en-CA"/>
+        </w:rPr>
+      </w:pPr>
+      <w:r>
+        <w:rPr>
+          <w:rFonts w:ascii="Calibri" w:hAnsi="Calibri" w:cs="Calibri"/>
+          <w:b/>
+          <w:bCs/>
+        </w:rPr>
+        <w:t>Convert text to lowercase</w:t>
+      </w:r>
+      <w:r>
+        <w:rPr>
+          <w:rFonts w:ascii="Calibri" w:hAnsi="Calibri" w:cs="Calibri"/>
+          <w:b/>
+          <w:bCs/>
+        </w:rPr>
+        <w:br/>
+      </w:r>
+      <w:r>
+        <w:rPr>
+          <w:rFonts w:ascii="Calibri" w:hAnsi="Calibri" w:cs="Calibri"/>
+        </w:rPr>
+        <w:t>If you turn this ON, words with capital letters are changed to lowercase. For example, “The” becomes “the.” This helps the website count “The” and “the” as the same word.</w:t>
+      </w:r>
+    </w:p>
+    <w:p>
+      <w:pPr>
         <w:ind w:left="360"/>
         <w:rPr>
           <w:rFonts w:ascii="Calibri" w:hAnsi="Calibri" w:cs="Calibri"/>
           <w:lang w:val="en-CA"/>
         </w:rPr>
       </w:pPr>
-    </w:p>
-    <w:p>
-      <w:pPr>
-        <w:ind w:left="360"/>
-        <w:rPr>
-          <w:rFonts w:ascii="Calibri" w:hAnsi="Calibri" w:cs="Calibri"/>
-          <w:lang w:val="en-CA"/>
-        </w:rPr>
-      </w:pPr>
-      <w:r>
-        <w:rPr>
-          <w:rFonts w:ascii="Calibri" w:hAnsi="Calibri" w:cs="Calibri"/>
-          <w:lang w:val="en-CA"/>
-        </w:rPr>
+      <w:r>
+        <w:rPr>
+          <w:rFonts w:ascii="Calibri" w:hAnsi="Calibri" w:cs="Calibri"/>
+          <w:noProof/>
+          <w:lang w:val="en-CA"/>
+        </w:rPr>
+        <w:lastRenderedPageBreak/>
         <w:drawing>
-          <wp:inline distT="0" distB="0" distL="0" distR="0" wp14:anchorId="70C91D7F" wp14:editId="04E60647">
-            <wp:extent cx="6332220" cy="2425700"/>
+          <wp:inline distT="0" distB="0" distL="0" distR="0" wp14:anchorId="198586FF" wp14:editId="073BE851">
+            <wp:extent cx="6332220" cy="2117725"/>
             <wp:effectExtent l="0" t="0" r="0" b="0"/>
-            <wp:docPr id="10" name="Picture 10"/>
+            <wp:docPr id="8" name="Picture 8"/>
             <wp:cNvGraphicFramePr>
               <a:graphicFrameLocks xmlns:a="http://schemas.openxmlformats.org/drawingml/2006/main" noChangeAspect="1"/>
             </wp:cNvGraphicFramePr>
@@ -659,6 +512,176 @@
                   <pic:spPr>
                     <a:xfrm>
                       <a:off x="0" y="0"/>
+                      <a:ext cx="6332220" cy="2117725"/>
+                    </a:xfrm>
+                    <a:prstGeom prst="rect">
+                      <a:avLst/>
+                    </a:prstGeom>
+                  </pic:spPr>
+                </pic:pic>
+              </a:graphicData>
+            </a:graphic>
+          </wp:inline>
+        </w:drawing>
+      </w:r>
+    </w:p>
+    <w:p>
+      <w:pPr>
+        <w:ind w:left="360"/>
+        <w:rPr>
+          <w:rFonts w:ascii="Calibri" w:hAnsi="Calibri" w:cs="Calibri"/>
+          <w:lang w:val="en-CA"/>
+        </w:rPr>
+      </w:pPr>
+    </w:p>
+    <w:p>
+      <w:pPr>
+        <w:spacing w:after="160" w:line="278" w:lineRule="auto"/>
+        <w:rPr>
+          <w:rFonts w:ascii="Calibri" w:hAnsi="Calibri" w:cs="Calibri"/>
+          <w:b/>
+          <w:bCs/>
+          <w:lang w:val="en-CA"/>
+        </w:rPr>
+      </w:pPr>
+      <w:r>
+        <w:rPr>
+          <w:rFonts w:ascii="Calibri" w:hAnsi="Calibri" w:cs="Calibri"/>
+          <w:b/>
+          <w:bCs/>
+          <w:lang w:val="en-CA"/>
+        </w:rPr>
+        <w:br w:type="page"/>
+      </w:r>
+    </w:p>
+    <w:p>
+      <w:pPr>
+        <w:numPr>
+          <w:ilvl w:val="0"/>
+          <w:numId w:val="3"/>
+        </w:numPr>
+        <w:spacing w:after="240"/>
+        <w:rPr>
+          <w:rFonts w:ascii="Calibri" w:hAnsi="Calibri" w:cs="Calibri"/>
+          <w:lang w:val="en-CA"/>
+        </w:rPr>
+      </w:pPr>
+      <w:r>
+        <w:rPr>
+          <w:rFonts w:ascii="Calibri" w:hAnsi="Calibri" w:cs="Calibri"/>
+          <w:b/>
+          <w:bCs/>
+          <w:lang w:val="en-CA"/>
+        </w:rPr>
+        <w:lastRenderedPageBreak/>
+        <w:t>Color and Font:</w:t>
+      </w:r>
+      <w:r>
+        <w:rPr>
+          <w:rFonts w:ascii="Calibri" w:hAnsi="Calibri" w:cs="Calibri"/>
+          <w:lang w:val="en-CA"/>
+        </w:rPr>
+        <w:t> These are purely aesthetic. Changing the color palette or font family alters the visual appeal but does not affect the underlying data analysis.</w:t>
+      </w:r>
+    </w:p>
+    <w:p>
+      <w:pPr>
+        <w:ind w:left="360"/>
+        <w:rPr>
+          <w:rFonts w:ascii="Calibri" w:hAnsi="Calibri" w:cs="Calibri"/>
+          <w:lang w:val="en-CA"/>
+        </w:rPr>
+      </w:pPr>
+      <w:r>
+        <w:rPr>
+          <w:rFonts w:ascii="Calibri" w:hAnsi="Calibri" w:cs="Calibri"/>
+          <w:noProof/>
+          <w:lang w:val="en-CA"/>
+        </w:rPr>
+        <w:drawing>
+          <wp:inline distT="0" distB="0" distL="0" distR="0" wp14:anchorId="650F56C4" wp14:editId="40F904DD">
+            <wp:extent cx="6332220" cy="2536825"/>
+            <wp:effectExtent l="0" t="0" r="0" b="0"/>
+            <wp:docPr id="9" name="Picture 9"/>
+            <wp:cNvGraphicFramePr>
+              <a:graphicFrameLocks xmlns:a="http://schemas.openxmlformats.org/drawingml/2006/main" noChangeAspect="1"/>
+            </wp:cNvGraphicFramePr>
+            <a:graphic xmlns:a="http://schemas.openxmlformats.org/drawingml/2006/main">
+              <a:graphicData uri="http://schemas.openxmlformats.org/drawingml/2006/picture">
+                <pic:pic xmlns:pic="http://schemas.openxmlformats.org/drawingml/2006/picture">
+                  <pic:nvPicPr>
+                    <pic:cNvPr id="1" name=""/>
+                    <pic:cNvPicPr/>
+                  </pic:nvPicPr>
+                  <pic:blipFill>
+                    <a:blip r:embed="rId13"/>
+                    <a:stretch>
+                      <a:fillRect/>
+                    </a:stretch>
+                  </pic:blipFill>
+                  <pic:spPr>
+                    <a:xfrm>
+                      <a:off x="0" y="0"/>
+                      <a:ext cx="6332220" cy="2536825"/>
+                    </a:xfrm>
+                    <a:prstGeom prst="rect">
+                      <a:avLst/>
+                    </a:prstGeom>
+                  </pic:spPr>
+                </pic:pic>
+              </a:graphicData>
+            </a:graphic>
+          </wp:inline>
+        </w:drawing>
+      </w:r>
+    </w:p>
+    <w:p>
+      <w:pPr>
+        <w:ind w:left="360"/>
+        <w:rPr>
+          <w:rFonts w:ascii="Calibri" w:hAnsi="Calibri" w:cs="Calibri"/>
+          <w:lang w:val="en-CA"/>
+        </w:rPr>
+      </w:pPr>
+    </w:p>
+    <w:p>
+      <w:pPr>
+        <w:ind w:left="360"/>
+        <w:rPr>
+          <w:rFonts w:ascii="Calibri" w:hAnsi="Calibri" w:cs="Calibri"/>
+          <w:lang w:val="en-CA"/>
+        </w:rPr>
+      </w:pPr>
+      <w:r>
+        <w:rPr>
+          <w:rFonts w:ascii="Calibri" w:hAnsi="Calibri" w:cs="Calibri"/>
+          <w:noProof/>
+          <w:lang w:val="en-CA"/>
+        </w:rPr>
+        <w:drawing>
+          <wp:inline distT="0" distB="0" distL="0" distR="0" wp14:anchorId="70C91D7F" wp14:editId="04E60647">
+            <wp:extent cx="6332220" cy="2425700"/>
+            <wp:effectExtent l="0" t="0" r="0" b="0"/>
+            <wp:docPr id="10" name="Picture 10"/>
+            <wp:cNvGraphicFramePr>
+              <a:graphicFrameLocks xmlns:a="http://schemas.openxmlformats.org/drawingml/2006/main" noChangeAspect="1"/>
+            </wp:cNvGraphicFramePr>
+            <a:graphic xmlns:a="http://schemas.openxmlformats.org/drawingml/2006/main">
+              <a:graphicData uri="http://schemas.openxmlformats.org/drawingml/2006/picture">
+                <pic:pic xmlns:pic="http://schemas.openxmlformats.org/drawingml/2006/picture">
+                  <pic:nvPicPr>
+                    <pic:cNvPr id="1" name=""/>
+                    <pic:cNvPicPr/>
+                  </pic:nvPicPr>
+                  <pic:blipFill>
+                    <a:blip r:embed="rId14"/>
+                    <a:stretch>
+                      <a:fillRect/>
+                    </a:stretch>
+                  </pic:blipFill>
+                  <pic:spPr>
+                    <a:xfrm>
+                      <a:off x="0" y="0"/>
                       <a:ext cx="6332220" cy="2425700"/>
                     </a:xfrm>
                     <a:prstGeom prst="rect">
@@ -858,9 +881,9 @@
       </w:pPr>
     </w:p>
     <w:sectPr>
-      <w:headerReference w:type="default" r:id="rId13"/>
-      <w:footerReference w:type="even" r:id="rId14"/>
-      <w:footerReference w:type="default" r:id="rId15"/>
+      <w:headerReference w:type="default" r:id="rId15"/>
+      <w:footerReference w:type="even" r:id="rId16"/>
+      <w:footerReference w:type="default" r:id="rId17"/>
       <w:pgSz w:w="12240" w:h="15840"/>
       <w:pgMar w:top="1418" w:right="1134" w:bottom="1134" w:left="1134" w:header="709" w:footer="709" w:gutter="0"/>
       <w:cols w:space="708"/>
@@ -868,6 +891,25 @@
     </w:sectPr>
   </w:body>
 </w:document>
+</file>
+
+<file path=word/endnotes.xml><?xml version="1.0" encoding="utf-8"?>
+<w:endnotes xmlns:wpc="http://schemas.microsoft.com/office/word/2010/wordprocessingCanvas" xmlns:cx="http://schemas.microsoft.com/office/drawing/2014/chartex" xmlns:cx1="http://schemas.microsoft.com/office/drawing/2015/9/8/chartex" xmlns:cx2="http://schemas.microsoft.com/office/drawing/2015/10/21/chartex" xmlns:cx3="http://schemas.microsoft.com/office/drawing/2016/5/9/chartex" xmlns:cx4="http://schemas.microsoft.com/office/drawing/2016/5/10/chartex" xmlns:cx5="http://schemas.microsoft.com/office/drawing/2016/5/11/chartex" xmlns:cx6="http://schemas.microsoft.com/office/drawing/2016/5/12/chartex" xmlns:cx7="http://schemas.microsoft.com/office/drawing/2016/5/13/chartex" xmlns:cx8="http://schemas.microsoft.com/office/drawing/2016/5/14/chartex" xmlns:mc="http://schemas.openxmlformats.org/markup-compatibility/2006" xmlns:aink="http://schemas.microsoft.com/office/drawing/2016/ink" xmlns:am3d="http://schemas.microsoft.com/office/drawing/2017/model3d" xmlns:o="urn:schemas-microsoft-com:office:office" xmlns:oel="http://schemas.microsoft.com/office/2019/extlst" xmlns:r="http://schemas.openxmlformats.org/officeDocument/2006/relationships" xmlns:m="http://schemas.openxmlformats.org/officeDocument/2006/math" xmlns:v="urn:schemas-microsoft-com:vml" xmlns:wp14="http://schemas.microsoft.com/office/word/2010/wordprocessingDrawing" xmlns:wp="http://schemas.openxmlformats.org/drawingml/2006/wordprocessingDrawing" xmlns:w10="urn:schemas-microsoft-com:office:word" xmlns:w="http://schemas.openxmlformats.org/wordprocessingml/2006/main" xmlns:w14="http://schemas.microsoft.com/office/word/2010/wordml" xmlns:w15="http://schemas.microsoft.com/office/word/2012/wordml" xmlns:w16cex="http://schemas.microsoft.com/office/word/2018/wordml/cex" xmlns:w16cid="http://schemas.microsoft.com/office/word/2016/wordml/cid" xmlns:w16="http://schemas.microsoft.com/office/word/2018/wordml" xmlns:w16sdtdh="http://schemas.microsoft.com/office/word/2020/wordml/sdtdatahash" xmlns:w16se="http://schemas.microsoft.com/office/word/2015/wordml/symex" xmlns:wpg="http://schemas.microsoft.com/office/word/2010/wordprocessingGroup" xmlns:wpi="http://schemas.microsoft.com/office/word/2010/wordprocessingInk" xmlns:wne="http://schemas.microsoft.com/office/word/2006/wordml" xmlns:wps="http://schemas.microsoft.com/office/word/2010/wordprocessingShape" mc:Ignorable="w14 w15 w16se w16cid w16 w16cex w16sdtdh wp14">
+  <w:endnote w:type="separator" w:id="-1">
+    <w:p>
+      <w:r>
+        <w:separator/>
+      </w:r>
+    </w:p>
+  </w:endnote>
+  <w:endnote w:type="continuationSeparator" w:id="0">
+    <w:p>
+      <w:r>
+        <w:continuationSeparator/>
+      </w:r>
+    </w:p>
+  </w:endnote>
+</w:endnotes>
 </file>
 
 <file path=word/footer1.xml><?xml version="1.0" encoding="utf-8"?>
@@ -922,6 +964,25 @@
     </w:pPr>
   </w:p>
 </w:ftr>
+</file>
+
+<file path=word/footnotes.xml><?xml version="1.0" encoding="utf-8"?>
+<w:footnotes xmlns:wpc="http://schemas.microsoft.com/office/word/2010/wordprocessingCanvas" xmlns:cx="http://schemas.microsoft.com/office/drawing/2014/chartex" xmlns:cx1="http://schemas.microsoft.com/office/drawing/2015/9/8/chartex" xmlns:cx2="http://schemas.microsoft.com/office/drawing/2015/10/21/chartex" xmlns:cx3="http://schemas.microsoft.com/office/drawing/2016/5/9/chartex" xmlns:cx4="http://schemas.microsoft.com/office/drawing/2016/5/10/chartex" xmlns:cx5="http://schemas.microsoft.com/office/drawing/2016/5/11/chartex" xmlns:cx6="http://schemas.microsoft.com/office/drawing/2016/5/12/chartex" xmlns:cx7="http://schemas.microsoft.com/office/drawing/2016/5/13/chartex" xmlns:cx8="http://schemas.microsoft.com/office/drawing/2016/5/14/chartex" xmlns:mc="http://schemas.openxmlformats.org/markup-compatibility/2006" xmlns:aink="http://schemas.microsoft.com/office/drawing/2016/ink" xmlns:am3d="http://schemas.microsoft.com/office/drawing/2017/model3d" xmlns:o="urn:schemas-microsoft-com:office:office" xmlns:oel="http://schemas.microsoft.com/office/2019/extlst" xmlns:r="http://schemas.openxmlformats.org/officeDocument/2006/relationships" xmlns:m="http://schemas.openxmlformats.org/officeDocument/2006/math" xmlns:v="urn:schemas-microsoft-com:vml" xmlns:wp14="http://schemas.microsoft.com/office/word/2010/wordprocessingDrawing" xmlns:wp="http://schemas.openxmlformats.org/drawingml/2006/wordprocessingDrawing" xmlns:w10="urn:schemas-microsoft-com:office:word" xmlns:w="http://schemas.openxmlformats.org/wordprocessingml/2006/main" xmlns:w14="http://schemas.microsoft.com/office/word/2010/wordml" xmlns:w15="http://schemas.microsoft.com/office/word/2012/wordml" xmlns:w16cex="http://schemas.microsoft.com/office/word/2018/wordml/cex" xmlns:w16cid="http://schemas.microsoft.com/office/word/2016/wordml/cid" xmlns:w16="http://schemas.microsoft.com/office/word/2018/wordml" xmlns:w16sdtdh="http://schemas.microsoft.com/office/word/2020/wordml/sdtdatahash" xmlns:w16se="http://schemas.microsoft.com/office/word/2015/wordml/symex" xmlns:wpg="http://schemas.microsoft.com/office/word/2010/wordprocessingGroup" xmlns:wpi="http://schemas.microsoft.com/office/word/2010/wordprocessingInk" xmlns:wne="http://schemas.microsoft.com/office/word/2006/wordml" xmlns:wps="http://schemas.microsoft.com/office/word/2010/wordprocessingShape" mc:Ignorable="w14 w15 w16se w16cid w16 w16cex w16sdtdh wp14">
+  <w:footnote w:type="separator" w:id="-1">
+    <w:p>
+      <w:r>
+        <w:separator/>
+      </w:r>
+    </w:p>
+  </w:footnote>
+  <w:footnote w:type="continuationSeparator" w:id="0">
+    <w:p>
+      <w:r>
+        <w:continuationSeparator/>
+      </w:r>
+    </w:p>
+  </w:footnote>
+</w:footnotes>
 </file>
 
 <file path=word/header1.xml><?xml version="1.0" encoding="utf-8"?>
@@ -2027,6 +2088,7 @@
   <w:style w:type="character" w:default="1" w:styleId="DefaultParagraphFont">
     <w:name w:val="Default Paragraph Font"/>
     <w:uiPriority w:val="1"/>
+    <w:semiHidden/>
     <w:unhideWhenUsed/>
   </w:style>
   <w:style w:type="table" w:default="1" w:styleId="TableNormal">
